--- a/sergiopizza_ru/comply_docs/03_Приказ_о_назначении_ответственного.docx
+++ b/sergiopizza_ru/comply_docs/03_Приказ_о_назначении_ответственного.docx
@@ -72,7 +72,7 @@
     </w:p>
     <w:p>
       <w:r>
-        <w:t>Дата: 16.06.2026</w:t>
+        <w:t>Дата: 17.06.2026</w:t>
       </w:r>
     </w:p>
     <w:sectPr>

--- a/sergiopizza_ru/comply_docs/03_Приказ_о_назначении_ответственного.docx
+++ b/sergiopizza_ru/comply_docs/03_Приказ_о_назначении_ответственного.docx
@@ -72,7 +72,7 @@
     </w:p>
     <w:p>
       <w:r>
-        <w:t>Дата: 19.06.2026</w:t>
+        <w:t>Дата: 20.06.2026</w:t>
       </w:r>
     </w:p>
     <w:sectPr>
